--- a/guides/San_Gimignano一日遊導覽手冊.docx
+++ b/guides/San_Gimignano一日遊導覽手冊.docx
@@ -1336,7 +1336,37 @@
                 <w:rFonts w:ascii="Microsoft JhengHei" w:hAnsi="Microsoft JhengHei" w:eastAsia="Microsoft JhengHei"/>
                 <w:sz w:val="19"/>
               </w:rPr>
-              <w:t>成人 EUR 10（約 TWD 367）；San Gimignano Pass（含全部市民博物館）EUR 15（約 TWD 551）</w:t>
+              <w:t xml:space="preserve">Collegiata 單票 </w:t>
+            </w:r>
+            <w:r>
+              <w:rPr>
+                <w:rFonts w:ascii="Microsoft JhengHei" w:hAnsi="Microsoft JhengHei" w:eastAsia="Microsoft JhengHei"/>
+                <w:b/>
+                <w:sz w:val="19"/>
+              </w:rPr>
+              <w:t>EUR 5</w:t>
+            </w:r>
+            <w:r>
+              <w:rPr>
+                <w:rFonts w:ascii="Microsoft JhengHei" w:hAnsi="Microsoft JhengHei" w:eastAsia="Microsoft JhengHei"/>
+                <w:sz w:val="19"/>
+              </w:rPr>
+              <w:t>（官方 Duomo 頁）；</w:t>
+            </w:r>
+            <w:r>
+              <w:rPr>
+                <w:rFonts w:ascii="Microsoft JhengHei" w:hAnsi="Microsoft JhengHei" w:eastAsia="Microsoft JhengHei"/>
+                <w:b/>
+                <w:sz w:val="19"/>
+              </w:rPr>
+              <w:t>San Gimignano Pass（含 Collegiata + 全部市民博物館）EUR 15</w:t>
+            </w:r>
+            <w:r>
+              <w:rPr>
+                <w:rFonts w:ascii="Microsoft JhengHei" w:hAnsi="Microsoft JhengHei" w:eastAsia="Microsoft JhengHei"/>
+                <w:sz w:val="19"/>
+              </w:rPr>
+              <w:t>（推薦）</w:t>
             </w:r>
           </w:p>
         </w:tc>
@@ -1383,7 +1413,7 @@
                 <w:rFonts w:ascii="Microsoft JhengHei" w:hAnsi="Microsoft JhengHei" w:eastAsia="Microsoft JhengHei"/>
                 <w:sz w:val="19"/>
               </w:rPr>
-              <w:t>夏季（4-10月）：09:30 - 19:30；週日 12:30 - 19:30</w:t>
+              <w:t>4-10 月平日 10:00-19:30；週六 10:00-17:00；週日 12:30-19:30</w:t>
             </w:r>
           </w:p>
         </w:tc>
@@ -5489,7 +5519,7 @@
                 <w:rFonts w:ascii="Microsoft JhengHei" w:hAnsi="Microsoft JhengHei" w:eastAsia="Microsoft JhengHei"/>
                 <w:sz w:val="19"/>
               </w:rPr>
-              <w:t>主教座堂單獨</w:t>
+              <w:t>Collegiata 主教座堂單獨</w:t>
             </w:r>
           </w:p>
         </w:tc>
@@ -5504,7 +5534,7 @@
                 <w:rFonts w:ascii="Microsoft JhengHei" w:hAnsi="Microsoft JhengHei" w:eastAsia="Microsoft JhengHei"/>
                 <w:sz w:val="19"/>
               </w:rPr>
-              <w:t>EUR 10</w:t>
+              <w:t>EUR 5</w:t>
             </w:r>
           </w:p>
         </w:tc>
@@ -5519,7 +5549,7 @@
                 <w:rFonts w:ascii="Microsoft JhengHei" w:hAnsi="Microsoft JhengHei" w:eastAsia="Microsoft JhengHei"/>
                 <w:sz w:val="19"/>
               </w:rPr>
-              <w:t>TWD 367</w:t>
+              <w:t>TWD 184</w:t>
             </w:r>
           </w:p>
         </w:tc>
@@ -5534,7 +5564,7 @@
                 <w:rFonts w:ascii="Microsoft JhengHei" w:hAnsi="Microsoft JhengHei" w:eastAsia="Microsoft JhengHei"/>
                 <w:sz w:val="19"/>
               </w:rPr>
-              <w:t>主教座堂 + 聖菲娜禮拜堂</w:t>
+              <w:t>Collegiata + 聖菲娜禮拜堂（官方 Duomo 頁價格）</w:t>
             </w:r>
           </w:p>
         </w:tc>
@@ -6420,7 +6450,64 @@
           <w:rFonts w:ascii="Microsoft JhengHei" w:hAnsi="Microsoft JhengHei" w:eastAsia="Microsoft JhengHei"/>
           <w:sz w:val="21"/>
         </w:rPr>
-        <w:t>☐ 確認司機聯繫方式（手機號碼），並約好上下車地點（P1 或 P2 停車場）</w:t>
+        <w:t>☐ 確認司機聯繫方式（手機號碼），並約好上下車地點（</w:t>
+      </w:r>
+      <w:r>
+        <w:rPr>
+          <w:rFonts w:ascii="Microsoft JhengHei" w:hAnsi="Microsoft JhengHei" w:eastAsia="Microsoft JhengHei"/>
+          <w:b/>
+          <w:sz w:val="21"/>
+        </w:rPr>
+        <w:t>優先 P2 Montemaggio</w:t>
+      </w:r>
+      <w:r>
+        <w:rPr>
+          <w:rFonts w:ascii="Microsoft JhengHei" w:hAnsi="Microsoft JhengHei" w:eastAsia="Microsoft JhengHei"/>
+          <w:sz w:val="21"/>
+        </w:rPr>
+        <w:t>，較近）</w:t>
+      </w:r>
+    </w:p>
+    <w:p>
+      <w:pPr>
+        <w:ind w:left="454" w:hanging="227"/>
+      </w:pPr>
+      <w:r>
+        <w:rPr>
+          <w:rFonts w:ascii="Microsoft JhengHei" w:hAnsi="Microsoft JhengHei" w:eastAsia="Microsoft JhengHei"/>
+          <w:sz w:val="21"/>
+        </w:rPr>
+        <w:t xml:space="preserve">☐ </w:t>
+      </w:r>
+      <w:r>
+        <w:rPr>
+          <w:rFonts w:ascii="Microsoft JhengHei" w:hAnsi="Microsoft JhengHei" w:eastAsia="Microsoft JhengHei"/>
+          <w:b/>
+          <w:sz w:val="21"/>
+        </w:rPr>
+        <w:t>公共交通備案</w:t>
+      </w:r>
+      <w:r>
+        <w:rPr>
+          <w:rFonts w:ascii="Microsoft JhengHei" w:hAnsi="Microsoft JhengHei" w:eastAsia="Microsoft JhengHei"/>
+          <w:sz w:val="21"/>
+        </w:rPr>
+        <w:t xml:space="preserve">：若包車取消，可改搭 </w:t>
+      </w:r>
+      <w:r>
+        <w:rPr>
+          <w:rFonts w:ascii="Microsoft JhengHei" w:hAnsi="Microsoft JhengHei" w:eastAsia="Microsoft JhengHei"/>
+          <w:b/>
+          <w:sz w:val="21"/>
+        </w:rPr>
+        <w:t>Autolinee Toscane 130 線</w:t>
+      </w:r>
+      <w:r>
+        <w:rPr>
+          <w:rFonts w:ascii="Microsoft JhengHei" w:hAnsi="Microsoft JhengHei" w:eastAsia="Microsoft JhengHei"/>
+          <w:sz w:val="21"/>
+        </w:rPr>
+        <w:t>（Siena - Poggibonsi - San Gimignano 直達）</w:t>
       </w:r>
     </w:p>
     <w:p>
@@ -7267,7 +7354,7 @@
           <w:rFonts w:ascii="Microsoft JhengHei" w:hAnsi="Microsoft JhengHei" w:eastAsia="Microsoft JhengHei"/>
           <w:i/>
         </w:rPr>
-        <w:t>最後更新：2026/3/21</w:t>
+        <w:t>最後更新：2026/05/13（三方審查修訂版）</w:t>
       </w:r>
       <w:r>
         <w:rPr>
